--- a/Requisitos/Documentos de Casos de Uso/Glossário-ImovelJa.docx
+++ b/Requisitos/Documentos de Casos de Uso/Glossário-ImovelJa.docx
@@ -339,7 +339,7 @@
                 <w:szCs w:val="28"/>
                 <w:rtl w:val="0"/>
               </w:rPr>
-              <w:t xml:space="preserve">Usuário que ocupa um imóvel mediante pagamento de aluguel, vinculado a um contrato (opcional). </w:t>
+              <w:t xml:space="preserve">Pessoa que ocupa um imóvel mediante pagamento de aluguel, vinculado a um contrato (opcional). </w:t>
             </w:r>
             <w:r>
               <w:rPr>
@@ -405,7 +405,7 @@
                 <w:szCs w:val="28"/>
                 <w:rtl w:val="0"/>
               </w:rPr>
-              <w:t xml:space="preserve">Usuário responsável por cadastrar imóveis e gerenciar seus aluguéis. </w:t>
+              <w:t xml:space="preserve">Pessoa responsável por cadastrar imóveis e gerenciar seus aluguéis. </w:t>
             </w:r>
             <w:r>
               <w:rPr>
@@ -901,7 +901,7 @@
                 <w:szCs w:val="28"/>
                 <w:rtl w:val="0"/>
               </w:rPr>
-              <w:t xml:space="preserve">Superclasse que representa qualquer pessoa (física ou jurídica) cadastrada na plataforma, com dados comuns como e-mail, senha e nome. Especializa-se em Pessoa Física ou Pessoa Jurídica conforme o tipo de cadastro.</w:t>
+              <w:t xml:space="preserve">Credenciais de acesso (e-mail e senha) usadas apenas para autenticação na plataforma.</w:t>
             </w:r>
             <w:r>
               <w:rPr>
@@ -935,7 +935,7 @@
                 <w:szCs w:val="28"/>
                 <w:rtl w:val="0"/>
               </w:rPr>
-              <w:t xml:space="preserve">Pessoa Física</w:t>
+              <w:t xml:space="preserve">Pessoa</w:t>
             </w:r>
             <w:r>
               <w:rPr>
@@ -963,7 +963,7 @@
                 <w:szCs w:val="28"/>
                 <w:rtl w:val="0"/>
               </w:rPr>
-              <w:t xml:space="preserve">Especialização de Usuário para cadastros individuais, identificados por CPF, com data de nascimento.</w:t>
+              <w:t xml:space="preserve">Superclasse que representa qualquer pessoa (física ou jurídica) cadastrada na plataforma, com dados comuns como nome e e-mail. Especializa-se em Pessoa Física ou Pessoa Jurídica conforme o tipo de cadastro.</w:t>
             </w:r>
             <w:r>
               <w:rPr>
@@ -997,6 +997,68 @@
                 <w:szCs w:val="28"/>
                 <w:rtl w:val="0"/>
               </w:rPr>
+              <w:t xml:space="preserve">Pessoa Física</w:t>
+            </w:r>
+            <w:r>
+              <w:rPr>
+                <w:rtl w:val="0"/>
+              </w:rPr>
+            </w:r>
+          </w:p>
+        </w:tc>
+        <w:tc>
+          <w:tcPr>
+            <w:vAlign w:val="top"/>
+          </w:tcPr>
+          <w:p>
+            <w:pPr>
+              <w:jc w:val="both"/>
+              <w:rPr>
+                <w:sz w:val="28"/>
+                <w:szCs w:val="28"/>
+                <w:vertAlign w:val="baseline"/>
+              </w:rPr>
+            </w:pPr>
+            <w:r>
+              <w:rPr>
+                <w:sz w:val="28"/>
+                <w:szCs w:val="28"/>
+                <w:rtl w:val="0"/>
+              </w:rPr>
+              <w:t xml:space="preserve">Especialização de Pessoa para cadastros individuais, identificados por CPF, com data de nascimento.</w:t>
+            </w:r>
+            <w:r>
+              <w:rPr>
+                <w:rtl w:val="0"/>
+              </w:rPr>
+            </w:r>
+          </w:p>
+        </w:tc>
+      </w:tr>
+      <w:tr>
+        <w:trPr>
+          <w:cantSplit w:val="0"/>
+          <w:tblHeader w:val="0"/>
+        </w:trPr>
+        <w:tc>
+          <w:tcPr>
+            <w:vAlign w:val="top"/>
+          </w:tcPr>
+          <w:p>
+            <w:pPr>
+              <w:jc w:val="center"/>
+              <w:rPr>
+                <w:sz w:val="28"/>
+                <w:szCs w:val="28"/>
+                <w:vertAlign w:val="baseline"/>
+              </w:rPr>
+            </w:pPr>
+            <w:r>
+              <w:rPr>
+                <w:sz w:val="28"/>
+                <w:szCs w:val="28"/>
+                <w:rtl w:val="0"/>
+              </w:rPr>
               <w:t xml:space="preserve">Pessoa Jurídica</w:t>
             </w:r>
             <w:r>
@@ -1025,7 +1087,7 @@
                 <w:szCs w:val="28"/>
                 <w:rtl w:val="0"/>
               </w:rPr>
-              <w:t xml:space="preserve">Especialização de Usuário para cadastros de empresas, identificados por CNPJ.</w:t>
+              <w:t xml:space="preserve">Especialização de Pessoa para cadastros de empresas, identificados por CNPJ.</w:t>
             </w:r>
             <w:r>
               <w:rPr>

--- a/Requisitos/Documentos de Casos de Uso/Glossário-ImovelJa.docx
+++ b/Requisitos/Documentos de Casos de Uso/Glossário-ImovelJa.docx
@@ -562,7 +562,7 @@
                 <w:sz w:val="28"/>
                 <w:szCs w:val="28"/>
               </w:rPr>
-              <w:t>Cada texto individual trocado entre os participantes dentro de uma Conversa.</w:t>
+              <w:t>Cada texto individual enviado por um usuário a outro usuário da plataforma.</w:t>
             </w:r>
           </w:p>
         </w:tc>
@@ -1313,7 +1313,6 @@
   <w:style w:type="character" w:default="1" w:styleId="Fontepargpadro">
     <w:name w:val="Default Paragraph Font"/>
     <w:uiPriority w:val="1"/>
-    <w:semiHidden/>
     <w:unhideWhenUsed/>
   </w:style>
   <w:style w:type="table" w:default="1" w:styleId="Tabelanormal">

--- a/Requisitos/Documentos de Casos de Uso/Glossário-ImovelJa.docx
+++ b/Requisitos/Documentos de Casos de Uso/Glossário-ImovelJa.docx
@@ -20,7 +20,6 @@
         </w:rPr>
         <w:t xml:space="preserve">Glossário: </w:t>
       </w:r>
-      <w:proofErr w:type="spellStart"/>
       <w:r>
         <w:rPr>
           <w:b/>
@@ -30,7 +29,6 @@
         </w:rPr>
         <w:t>ImóvelJá</w:t>
       </w:r>
-      <w:proofErr w:type="spellEnd"/>
     </w:p>
     <w:p>
       <w:pPr>
@@ -414,23 +412,7 @@
                 <w:sz w:val="28"/>
                 <w:szCs w:val="28"/>
               </w:rPr>
-              <w:t xml:space="preserve">Registro de um pagamento mensal de aluguel, com valor pago, data e status (Pendente, </w:t>
-            </w:r>
-            <w:proofErr w:type="gramStart"/>
-            <w:r>
-              <w:rPr>
-                <w:sz w:val="28"/>
-                <w:szCs w:val="28"/>
-              </w:rPr>
-              <w:t>Em</w:t>
-            </w:r>
-            <w:proofErr w:type="gramEnd"/>
-            <w:r>
-              <w:rPr>
-                <w:sz w:val="28"/>
-                <w:szCs w:val="28"/>
-              </w:rPr>
-              <w:t xml:space="preserve"> atraso ou Pago).</w:t>
+              <w:t xml:space="preserve">Registro de um pagamento mensal de aluguel, com valor pago, data e status (Pendente, Em atraso ou Pago).</w:t>
             </w:r>
           </w:p>
         </w:tc>
@@ -650,7 +632,7 @@
                 <w:sz w:val="28"/>
                 <w:szCs w:val="28"/>
               </w:rPr>
-              <w:t>Superclasse que representa qualquer pessoa (física ou jurídica) cadastrada na plataforma, com dados comuns como nome e e-mail. Especializa-se em Pessoa Física ou Pessoa Jurídica conforme o tipo de cadastro.</w:t>
+              <w:t>Qualquer pessoa cadastrada na plataforma, com dados como nome, e-mail e telefone. O tipo de cadastro indica se é Pessoa Física ou Pessoa Jurídica e define os dados obrigatórios.</w:t>
             </w:r>
           </w:p>
         </w:tc>
@@ -694,7 +676,7 @@
                 <w:sz w:val="28"/>
                 <w:szCs w:val="28"/>
               </w:rPr>
-              <w:t>Especialização de Pessoa para cadastros individuais, identificados por CPF, com data de nascimento.</w:t>
+              <w:t>Tipo de Pessoa para cadastros individuais, identificados por CPF, com data de nascimento.</w:t>
             </w:r>
           </w:p>
         </w:tc>
@@ -738,7 +720,7 @@
                 <w:sz w:val="28"/>
                 <w:szCs w:val="28"/>
               </w:rPr>
-              <w:t>Especialização de Pessoa para cadastros de empresas, identificados por CNPJ.</w:t>
+              <w:t>Tipo de Pessoa para cadastros de empresas, identificados por CNPJ.</w:t>
             </w:r>
           </w:p>
         </w:tc>
